--- a/Assignments/Assignment 01/Assignment 01.docx
+++ b/Assignments/Assignment 01/Assignment 01.docx
@@ -4,10 +4,855 @@
   <w:body>
     <w:p>
       <w:pPr>
+        <w:pStyle w:val="Heading3"/>
+        <w:spacing w:before="40" w:after="0" w:line="360" w:lineRule="auto"/>
+        <w:ind w:left="-360" w:firstLine="1080"/>
+        <w:jc w:val="center"/>
+        <w:rPr>
+          <w:rFonts w:ascii="Verdana" w:eastAsia="Verdana" w:hAnsi="Verdana" w:cs="Verdana"/>
+          <w:color w:val="1F3863"/>
+          <w:sz w:val="24"/>
+          <w:szCs w:val="24"/>
+          <w:u w:val="single"/>
+        </w:rPr>
+      </w:pPr>
+      <w:r>
+        <w:rPr>
+          <w:rFonts w:ascii="Verdana" w:eastAsia="Verdana" w:hAnsi="Verdana" w:cs="Verdana"/>
+          <w:color w:val="1F3863"/>
+          <w:sz w:val="24"/>
+          <w:szCs w:val="24"/>
+          <w:u w:val="single"/>
+        </w:rPr>
+        <w:t>PMAS ARID AGRICULTURE UNIVERSITY, RAWALPINDI</w:t>
+      </w:r>
+      <w:r>
+        <w:rPr>
+          <w:noProof/>
+        </w:rPr>
+        <w:drawing>
+          <wp:anchor distT="0" distB="0" distL="114300" distR="114300" simplePos="0" relativeHeight="251659264" behindDoc="0" locked="0" layoutInCell="1" hidden="0" allowOverlap="1" wp14:anchorId="2DEE120C" wp14:editId="21371D3E">
+            <wp:simplePos x="0" y="0"/>
+            <wp:positionH relativeFrom="column">
+              <wp:posOffset>-182878</wp:posOffset>
+            </wp:positionH>
+            <wp:positionV relativeFrom="paragraph">
+              <wp:posOffset>-129536</wp:posOffset>
+            </wp:positionV>
+            <wp:extent cx="831215" cy="822960"/>
+            <wp:effectExtent l="0" t="0" r="0" b="0"/>
+            <wp:wrapNone/>
+            <wp:docPr id="1" name="image1.png"/>
+            <wp:cNvGraphicFramePr/>
+            <a:graphic xmlns:a="http://schemas.openxmlformats.org/drawingml/2006/main">
+              <a:graphicData uri="http://schemas.openxmlformats.org/drawingml/2006/picture">
+                <pic:pic xmlns:pic="http://schemas.openxmlformats.org/drawingml/2006/picture">
+                  <pic:nvPicPr>
+                    <pic:cNvPr id="0" name="image1.png"/>
+                    <pic:cNvPicPr preferRelativeResize="0"/>
+                  </pic:nvPicPr>
+                  <pic:blipFill>
+                    <a:blip r:embed="rId5"/>
+                    <a:srcRect/>
+                    <a:stretch>
+                      <a:fillRect/>
+                    </a:stretch>
+                  </pic:blipFill>
+                  <pic:spPr>
+                    <a:xfrm>
+                      <a:off x="0" y="0"/>
+                      <a:ext cx="831215" cy="822960"/>
+                    </a:xfrm>
+                    <a:prstGeom prst="rect">
+                      <a:avLst/>
+                    </a:prstGeom>
+                    <a:ln/>
+                  </pic:spPr>
+                </pic:pic>
+              </a:graphicData>
+            </a:graphic>
+          </wp:anchor>
+        </w:drawing>
+      </w:r>
+    </w:p>
+    <w:p>
+      <w:pPr>
+        <w:ind w:firstLine="720"/>
+        <w:jc w:val="center"/>
+        <w:rPr>
+          <w:rFonts w:ascii="Verdana" w:eastAsia="Verdana" w:hAnsi="Verdana" w:cs="Verdana"/>
+          <w:b/>
+        </w:rPr>
+      </w:pPr>
+      <w:r>
+        <w:rPr>
+          <w:rFonts w:ascii="Verdana" w:eastAsia="Verdana" w:hAnsi="Verdana" w:cs="Verdana"/>
+          <w:b/>
+        </w:rPr>
+        <w:t xml:space="preserve">UNIVERSITY INSTITUTE OF INFORMATION TECHNOLOGY </w:t>
+      </w:r>
+    </w:p>
+    <w:p>
+      <w:pPr>
+        <w:tabs>
+          <w:tab w:val="center" w:pos="4680"/>
+          <w:tab w:val="right" w:pos="9360"/>
+        </w:tabs>
+        <w:spacing w:line="240" w:lineRule="auto"/>
+        <w:rPr>
+          <w:rFonts w:ascii="Calibri" w:eastAsia="Calibri" w:hAnsi="Calibri" w:cs="Calibri"/>
+        </w:rPr>
+      </w:pPr>
+    </w:p>
+    <w:p>
+      <w:pPr>
+        <w:tabs>
+          <w:tab w:val="center" w:pos="4680"/>
+          <w:tab w:val="right" w:pos="9360"/>
+        </w:tabs>
+        <w:spacing w:line="240" w:lineRule="auto"/>
+        <w:rPr>
+          <w:rFonts w:ascii="Calibri" w:eastAsia="Calibri" w:hAnsi="Calibri" w:cs="Calibri"/>
+        </w:rPr>
+      </w:pPr>
+    </w:p>
+    <w:p>
+      <w:pPr>
+        <w:tabs>
+          <w:tab w:val="center" w:pos="4680"/>
+          <w:tab w:val="right" w:pos="9360"/>
+        </w:tabs>
+        <w:spacing w:line="240" w:lineRule="auto"/>
+        <w:rPr>
+          <w:rFonts w:ascii="Calibri" w:eastAsia="Calibri" w:hAnsi="Calibri" w:cs="Calibri"/>
+        </w:rPr>
+      </w:pPr>
+    </w:p>
+    <w:p>
+      <w:pPr>
+        <w:pBdr>
+          <w:top w:val="none" w:sz="0" w:space="0" w:color="000000"/>
+          <w:left w:val="none" w:sz="0" w:space="0" w:color="000000"/>
+          <w:bottom w:val="none" w:sz="0" w:space="0" w:color="000000"/>
+          <w:right w:val="none" w:sz="0" w:space="0" w:color="000000"/>
+          <w:between w:val="none" w:sz="0" w:space="0" w:color="000000"/>
+        </w:pBdr>
+        <w:shd w:val="clear" w:color="auto" w:fill="FFFFFF"/>
+        <w:ind w:firstLine="720"/>
+        <w:jc w:val="center"/>
+        <w:rPr>
+          <w:rFonts w:ascii="Verdana" w:eastAsia="Verdana" w:hAnsi="Verdana" w:cs="Verdana"/>
+          <w:color w:val="2F5496"/>
+        </w:rPr>
+      </w:pPr>
+      <w:r>
+        <w:rPr>
+          <w:rFonts w:ascii="Verdana" w:eastAsia="Verdana" w:hAnsi="Verdana" w:cs="Verdana"/>
+          <w:color w:val="2F5496"/>
+        </w:rPr>
+        <w:t xml:space="preserve"> </w:t>
+      </w:r>
+    </w:p>
+    <w:p>
+      <w:pPr>
+        <w:pBdr>
+          <w:top w:val="none" w:sz="0" w:space="0" w:color="000000"/>
+          <w:left w:val="none" w:sz="0" w:space="0" w:color="000000"/>
+          <w:bottom w:val="none" w:sz="0" w:space="0" w:color="000000"/>
+          <w:right w:val="none" w:sz="0" w:space="0" w:color="000000"/>
+          <w:between w:val="none" w:sz="0" w:space="0" w:color="000000"/>
+        </w:pBdr>
+        <w:shd w:val="clear" w:color="auto" w:fill="FFFFFF"/>
+        <w:jc w:val="center"/>
+        <w:rPr>
+          <w:color w:val="2F5496"/>
+        </w:rPr>
+      </w:pPr>
+      <w:r>
+        <w:rPr>
+          <w:color w:val="2F5496"/>
+        </w:rPr>
+        <w:t xml:space="preserve"> </w:t>
+      </w:r>
+    </w:p>
+    <w:p>
+      <w:pPr>
+        <w:pBdr>
+          <w:top w:val="none" w:sz="0" w:space="0" w:color="000000"/>
+          <w:left w:val="none" w:sz="0" w:space="0" w:color="000000"/>
+          <w:bottom w:val="none" w:sz="0" w:space="0" w:color="000000"/>
+          <w:right w:val="none" w:sz="0" w:space="0" w:color="000000"/>
+          <w:between w:val="none" w:sz="0" w:space="0" w:color="000000"/>
+        </w:pBdr>
+        <w:shd w:val="clear" w:color="auto" w:fill="FFFFFF"/>
+        <w:jc w:val="center"/>
+        <w:rPr>
+          <w:color w:val="2F5496"/>
+          <w:sz w:val="26"/>
+          <w:szCs w:val="26"/>
+        </w:rPr>
+      </w:pPr>
+      <w:r>
+        <w:rPr>
+          <w:color w:val="2F5496"/>
+        </w:rPr>
+        <w:t xml:space="preserve"> </w:t>
+      </w:r>
+      <w:r>
+        <w:rPr>
+          <w:color w:val="2F5496"/>
+          <w:sz w:val="26"/>
+          <w:szCs w:val="26"/>
+        </w:rPr>
+        <w:t xml:space="preserve"> </w:t>
+      </w:r>
+    </w:p>
+    <w:p>
+      <w:pPr>
+        <w:pBdr>
+          <w:top w:val="none" w:sz="0" w:space="0" w:color="000000"/>
+          <w:left w:val="none" w:sz="0" w:space="0" w:color="000000"/>
+          <w:bottom w:val="none" w:sz="0" w:space="0" w:color="000000"/>
+          <w:right w:val="none" w:sz="0" w:space="0" w:color="000000"/>
+          <w:between w:val="none" w:sz="0" w:space="0" w:color="000000"/>
+        </w:pBdr>
+        <w:shd w:val="clear" w:color="auto" w:fill="FFFFFF"/>
+        <w:ind w:left="-900" w:right="-980"/>
+        <w:jc w:val="center"/>
+        <w:rPr>
+          <w:color w:val="2F5496"/>
+          <w:sz w:val="26"/>
+          <w:szCs w:val="26"/>
+        </w:rPr>
+      </w:pPr>
+      <w:r>
+        <w:rPr>
+          <w:color w:val="2F5496"/>
+          <w:sz w:val="26"/>
+          <w:szCs w:val="26"/>
+        </w:rPr>
+        <w:t xml:space="preserve"> </w:t>
+      </w:r>
+    </w:p>
+    <w:p>
+      <w:pPr>
+        <w:pBdr>
+          <w:top w:val="none" w:sz="0" w:space="0" w:color="000000"/>
+          <w:left w:val="none" w:sz="0" w:space="0" w:color="000000"/>
+          <w:bottom w:val="none" w:sz="0" w:space="0" w:color="000000"/>
+          <w:right w:val="none" w:sz="0" w:space="0" w:color="000000"/>
+          <w:between w:val="none" w:sz="0" w:space="0" w:color="000000"/>
+        </w:pBdr>
+        <w:shd w:val="clear" w:color="auto" w:fill="FFFFFF"/>
+        <w:ind w:left="-900" w:right="-980"/>
+        <w:jc w:val="center"/>
+        <w:rPr>
+          <w:rFonts w:ascii="Roboto" w:eastAsia="Roboto" w:hAnsi="Roboto" w:cs="Roboto"/>
+          <w:sz w:val="44"/>
+          <w:szCs w:val="44"/>
+        </w:rPr>
+      </w:pPr>
+      <w:r>
+        <w:rPr>
+          <w:rFonts w:ascii="Roboto" w:eastAsia="Roboto" w:hAnsi="Roboto" w:cs="Roboto"/>
+          <w:sz w:val="44"/>
+          <w:szCs w:val="44"/>
+        </w:rPr>
+        <w:t>Computer Organization and Assembly</w:t>
+      </w:r>
+    </w:p>
+    <w:p>
+      <w:pPr>
+        <w:pBdr>
+          <w:top w:val="none" w:sz="0" w:space="0" w:color="000000"/>
+          <w:left w:val="none" w:sz="0" w:space="0" w:color="000000"/>
+          <w:bottom w:val="none" w:sz="0" w:space="0" w:color="000000"/>
+          <w:right w:val="none" w:sz="0" w:space="0" w:color="000000"/>
+          <w:between w:val="none" w:sz="0" w:space="0" w:color="000000"/>
+        </w:pBdr>
+        <w:shd w:val="clear" w:color="auto" w:fill="FFFFFF"/>
+        <w:ind w:left="-900" w:right="-980"/>
+        <w:jc w:val="center"/>
+        <w:rPr>
+          <w:rFonts w:ascii="Roboto" w:eastAsia="Roboto" w:hAnsi="Roboto" w:cs="Roboto"/>
+          <w:sz w:val="44"/>
+          <w:szCs w:val="44"/>
+        </w:rPr>
+      </w:pPr>
+      <w:r>
+        <w:rPr>
+          <w:rFonts w:ascii="Roboto" w:eastAsia="Roboto" w:hAnsi="Roboto" w:cs="Roboto"/>
+          <w:sz w:val="44"/>
+          <w:szCs w:val="44"/>
+        </w:rPr>
+        <w:t>Language</w:t>
+      </w:r>
+    </w:p>
+    <w:p>
+      <w:pPr>
+        <w:pBdr>
+          <w:top w:val="none" w:sz="0" w:space="0" w:color="000000"/>
+          <w:left w:val="none" w:sz="0" w:space="0" w:color="000000"/>
+          <w:bottom w:val="none" w:sz="0" w:space="0" w:color="000000"/>
+          <w:right w:val="none" w:sz="0" w:space="0" w:color="000000"/>
+          <w:between w:val="none" w:sz="0" w:space="0" w:color="000000"/>
+        </w:pBdr>
+        <w:shd w:val="clear" w:color="auto" w:fill="FFFFFF"/>
+        <w:jc w:val="center"/>
+        <w:rPr>
+          <w:sz w:val="72"/>
+          <w:szCs w:val="72"/>
+        </w:rPr>
+      </w:pPr>
+      <w:r>
+        <w:rPr>
+          <w:sz w:val="72"/>
+          <w:szCs w:val="72"/>
+        </w:rPr>
+        <w:t xml:space="preserve"> </w:t>
+      </w:r>
+    </w:p>
+    <w:p>
+      <w:pPr>
+        <w:pBdr>
+          <w:top w:val="single" w:sz="6" w:space="0" w:color="000000"/>
+          <w:left w:val="single" w:sz="6" w:space="3" w:color="000000"/>
+          <w:bottom w:val="single" w:sz="6" w:space="0" w:color="000000"/>
+          <w:right w:val="single" w:sz="6" w:space="3" w:color="000000"/>
+          <w:between w:val="single" w:sz="6" w:space="0" w:color="000000"/>
+        </w:pBdr>
+        <w:shd w:val="clear" w:color="auto" w:fill="FFFFFF"/>
+        <w:spacing w:before="40" w:after="200"/>
+        <w:jc w:val="center"/>
+        <w:rPr>
+          <w:sz w:val="40"/>
+          <w:szCs w:val="40"/>
+        </w:rPr>
+      </w:pPr>
+      <w:r>
+        <w:rPr>
+          <w:b/>
+          <w:i/>
+          <w:sz w:val="40"/>
+          <w:szCs w:val="40"/>
+        </w:rPr>
+        <w:t>Assisgnment 01</w:t>
+      </w:r>
+    </w:p>
+    <w:tbl>
+      <w:tblPr>
+        <w:tblW w:w="9360" w:type="dxa"/>
+        <w:tblBorders>
+          <w:top w:val="single" w:sz="6" w:space="0" w:color="808080"/>
+          <w:left w:val="single" w:sz="6" w:space="0" w:color="808080"/>
+          <w:bottom w:val="single" w:sz="6" w:space="0" w:color="808080"/>
+          <w:right w:val="single" w:sz="6" w:space="0" w:color="808080"/>
+          <w:insideH w:val="single" w:sz="6" w:space="0" w:color="808080"/>
+          <w:insideV w:val="single" w:sz="6" w:space="0" w:color="808080"/>
+        </w:tblBorders>
+        <w:tblLayout w:type="fixed"/>
+        <w:tblLook w:val="0600" w:firstRow="0" w:lastRow="0" w:firstColumn="0" w:lastColumn="0" w:noHBand="1" w:noVBand="1"/>
+      </w:tblPr>
+      <w:tblGrid>
+        <w:gridCol w:w="2532"/>
+        <w:gridCol w:w="6828"/>
+      </w:tblGrid>
+      <w:tr>
+        <w:trPr>
+          <w:trHeight w:val="405"/>
+        </w:trPr>
+        <w:tc>
+          <w:tcPr>
+            <w:tcW w:w="2532" w:type="dxa"/>
+            <w:tcBorders>
+              <w:top w:val="single" w:sz="6" w:space="0" w:color="000000"/>
+              <w:left w:val="single" w:sz="6" w:space="0" w:color="000000"/>
+              <w:bottom w:val="single" w:sz="6" w:space="0" w:color="000000"/>
+              <w:right w:val="single" w:sz="6" w:space="0" w:color="000000"/>
+            </w:tcBorders>
+            <w:tcMar>
+              <w:top w:w="0" w:type="dxa"/>
+              <w:left w:w="0" w:type="dxa"/>
+              <w:bottom w:w="0" w:type="dxa"/>
+              <w:right w:w="0" w:type="dxa"/>
+            </w:tcMar>
+          </w:tcPr>
+          <w:p>
+            <w:pPr>
+              <w:pBdr>
+                <w:top w:val="none" w:sz="0" w:space="0" w:color="000000"/>
+                <w:left w:val="none" w:sz="0" w:space="0" w:color="000000"/>
+                <w:bottom w:val="none" w:sz="0" w:space="0" w:color="000000"/>
+                <w:right w:val="none" w:sz="0" w:space="0" w:color="000000"/>
+                <w:between w:val="none" w:sz="0" w:space="0" w:color="000000"/>
+              </w:pBdr>
+              <w:spacing w:before="40" w:after="40"/>
+              <w:ind w:left="-80"/>
+              <w:rPr>
+                <w:sz w:val="28"/>
+                <w:szCs w:val="28"/>
+              </w:rPr>
+            </w:pPr>
+            <w:r>
+              <w:rPr>
+                <w:b/>
+                <w:i/>
+                <w:sz w:val="28"/>
+                <w:szCs w:val="28"/>
+              </w:rPr>
+              <w:t xml:space="preserve">   Submitted By:</w:t>
+            </w:r>
+            <w:r>
+              <w:rPr>
+                <w:sz w:val="28"/>
+                <w:szCs w:val="28"/>
+              </w:rPr>
+              <w:t xml:space="preserve"> </w:t>
+            </w:r>
+          </w:p>
+        </w:tc>
+        <w:tc>
+          <w:tcPr>
+            <w:tcW w:w="6827" w:type="dxa"/>
+            <w:tcBorders>
+              <w:top w:val="single" w:sz="6" w:space="0" w:color="000000"/>
+              <w:left w:val="single" w:sz="6" w:space="0" w:color="000000"/>
+              <w:bottom w:val="single" w:sz="6" w:space="0" w:color="000000"/>
+              <w:right w:val="single" w:sz="6" w:space="0" w:color="000000"/>
+            </w:tcBorders>
+            <w:tcMar>
+              <w:top w:w="0" w:type="dxa"/>
+              <w:left w:w="0" w:type="dxa"/>
+              <w:bottom w:w="0" w:type="dxa"/>
+              <w:right w:w="0" w:type="dxa"/>
+            </w:tcMar>
+          </w:tcPr>
+          <w:p>
+            <w:pPr>
+              <w:pBdr>
+                <w:top w:val="none" w:sz="0" w:space="0" w:color="000000"/>
+                <w:left w:val="none" w:sz="0" w:space="0" w:color="000000"/>
+                <w:bottom w:val="none" w:sz="0" w:space="0" w:color="000000"/>
+                <w:right w:val="none" w:sz="0" w:space="0" w:color="000000"/>
+                <w:between w:val="none" w:sz="0" w:space="0" w:color="000000"/>
+              </w:pBdr>
+              <w:spacing w:before="40" w:after="40"/>
+              <w:ind w:left="-80"/>
+              <w:rPr>
+                <w:sz w:val="28"/>
+                <w:szCs w:val="28"/>
+              </w:rPr>
+            </w:pPr>
+            <w:r>
+              <w:rPr>
+                <w:b/>
+                <w:i/>
+                <w:sz w:val="28"/>
+                <w:szCs w:val="28"/>
+              </w:rPr>
+              <w:t xml:space="preserve">   </w:t>
+            </w:r>
+            <w:r>
+              <w:rPr>
+                <w:b/>
+                <w:i/>
+                <w:sz w:val="28"/>
+                <w:szCs w:val="28"/>
+              </w:rPr>
+              <w:t>Muhammad Ali</w:t>
+            </w:r>
+          </w:p>
+        </w:tc>
+      </w:tr>
+      <w:tr>
+        <w:trPr>
+          <w:trHeight w:val="405"/>
+        </w:trPr>
+        <w:tc>
+          <w:tcPr>
+            <w:tcW w:w="2532" w:type="dxa"/>
+            <w:tcBorders>
+              <w:top w:val="single" w:sz="6" w:space="0" w:color="000000"/>
+              <w:left w:val="single" w:sz="6" w:space="0" w:color="000000"/>
+              <w:bottom w:val="single" w:sz="6" w:space="0" w:color="000000"/>
+              <w:right w:val="single" w:sz="6" w:space="0" w:color="000000"/>
+            </w:tcBorders>
+            <w:tcMar>
+              <w:top w:w="0" w:type="dxa"/>
+              <w:left w:w="0" w:type="dxa"/>
+              <w:bottom w:w="0" w:type="dxa"/>
+              <w:right w:w="0" w:type="dxa"/>
+            </w:tcMar>
+          </w:tcPr>
+          <w:p>
+            <w:pPr>
+              <w:pBdr>
+                <w:top w:val="none" w:sz="0" w:space="0" w:color="000000"/>
+                <w:left w:val="none" w:sz="0" w:space="0" w:color="000000"/>
+                <w:bottom w:val="none" w:sz="0" w:space="0" w:color="000000"/>
+                <w:right w:val="none" w:sz="0" w:space="0" w:color="000000"/>
+                <w:between w:val="none" w:sz="0" w:space="0" w:color="000000"/>
+              </w:pBdr>
+              <w:spacing w:before="40" w:after="40"/>
+              <w:ind w:left="-80"/>
+              <w:rPr>
+                <w:sz w:val="28"/>
+                <w:szCs w:val="28"/>
+              </w:rPr>
+            </w:pPr>
+            <w:r>
+              <w:rPr>
+                <w:b/>
+                <w:i/>
+                <w:sz w:val="28"/>
+                <w:szCs w:val="28"/>
+              </w:rPr>
+              <w:t xml:space="preserve">   Registration No.</w:t>
+            </w:r>
+            <w:r>
+              <w:rPr>
+                <w:sz w:val="28"/>
+                <w:szCs w:val="28"/>
+              </w:rPr>
+              <w:t xml:space="preserve"> </w:t>
+            </w:r>
+          </w:p>
+        </w:tc>
+        <w:tc>
+          <w:tcPr>
+            <w:tcW w:w="6827" w:type="dxa"/>
+            <w:tcBorders>
+              <w:top w:val="single" w:sz="6" w:space="0" w:color="000000"/>
+              <w:left w:val="single" w:sz="6" w:space="0" w:color="000000"/>
+              <w:bottom w:val="single" w:sz="6" w:space="0" w:color="000000"/>
+              <w:right w:val="single" w:sz="6" w:space="0" w:color="000000"/>
+            </w:tcBorders>
+            <w:tcMar>
+              <w:top w:w="0" w:type="dxa"/>
+              <w:left w:w="0" w:type="dxa"/>
+              <w:bottom w:w="0" w:type="dxa"/>
+              <w:right w:w="0" w:type="dxa"/>
+            </w:tcMar>
+          </w:tcPr>
+          <w:p>
+            <w:pPr>
+              <w:pBdr>
+                <w:top w:val="none" w:sz="0" w:space="0" w:color="000000"/>
+                <w:left w:val="none" w:sz="0" w:space="0" w:color="000000"/>
+                <w:bottom w:val="none" w:sz="0" w:space="0" w:color="000000"/>
+                <w:right w:val="none" w:sz="0" w:space="0" w:color="000000"/>
+                <w:between w:val="none" w:sz="0" w:space="0" w:color="000000"/>
+              </w:pBdr>
+              <w:spacing w:before="40" w:after="40"/>
+              <w:ind w:left="-80"/>
+              <w:rPr>
+                <w:sz w:val="28"/>
+                <w:szCs w:val="28"/>
+              </w:rPr>
+            </w:pPr>
+            <w:r>
+              <w:rPr>
+                <w:b/>
+                <w:i/>
+                <w:sz w:val="28"/>
+                <w:szCs w:val="28"/>
+              </w:rPr>
+              <w:t xml:space="preserve">   24-ARID-</w:t>
+            </w:r>
+            <w:r>
+              <w:rPr>
+                <w:b/>
+                <w:i/>
+                <w:sz w:val="28"/>
+                <w:szCs w:val="28"/>
+              </w:rPr>
+              <w:t>795</w:t>
+            </w:r>
+          </w:p>
+        </w:tc>
+      </w:tr>
+      <w:tr>
+        <w:trPr>
+          <w:trHeight w:val="405"/>
+        </w:trPr>
+        <w:tc>
+          <w:tcPr>
+            <w:tcW w:w="2532" w:type="dxa"/>
+            <w:tcBorders>
+              <w:top w:val="single" w:sz="6" w:space="0" w:color="000000"/>
+              <w:left w:val="single" w:sz="6" w:space="0" w:color="000000"/>
+              <w:bottom w:val="single" w:sz="6" w:space="0" w:color="000000"/>
+              <w:right w:val="single" w:sz="6" w:space="0" w:color="000000"/>
+            </w:tcBorders>
+            <w:tcMar>
+              <w:top w:w="0" w:type="dxa"/>
+              <w:left w:w="0" w:type="dxa"/>
+              <w:bottom w:w="0" w:type="dxa"/>
+              <w:right w:w="0" w:type="dxa"/>
+            </w:tcMar>
+          </w:tcPr>
+          <w:p>
+            <w:pPr>
+              <w:pBdr>
+                <w:top w:val="none" w:sz="0" w:space="0" w:color="000000"/>
+                <w:left w:val="none" w:sz="0" w:space="0" w:color="000000"/>
+                <w:bottom w:val="none" w:sz="0" w:space="0" w:color="000000"/>
+                <w:right w:val="none" w:sz="0" w:space="0" w:color="000000"/>
+                <w:between w:val="none" w:sz="0" w:space="0" w:color="000000"/>
+              </w:pBdr>
+              <w:spacing w:before="40" w:after="40"/>
+              <w:ind w:left="-80"/>
+              <w:rPr>
+                <w:sz w:val="28"/>
+                <w:szCs w:val="28"/>
+              </w:rPr>
+            </w:pPr>
+            <w:r>
+              <w:rPr>
+                <w:b/>
+                <w:i/>
+                <w:sz w:val="28"/>
+                <w:szCs w:val="28"/>
+              </w:rPr>
+              <w:t xml:space="preserve">   Section:</w:t>
+            </w:r>
+            <w:r>
+              <w:rPr>
+                <w:sz w:val="28"/>
+                <w:szCs w:val="28"/>
+              </w:rPr>
+              <w:t xml:space="preserve"> </w:t>
+            </w:r>
+          </w:p>
+        </w:tc>
+        <w:tc>
+          <w:tcPr>
+            <w:tcW w:w="6827" w:type="dxa"/>
+            <w:tcBorders>
+              <w:top w:val="single" w:sz="6" w:space="0" w:color="000000"/>
+              <w:left w:val="single" w:sz="6" w:space="0" w:color="000000"/>
+              <w:bottom w:val="single" w:sz="6" w:space="0" w:color="000000"/>
+              <w:right w:val="single" w:sz="6" w:space="0" w:color="000000"/>
+            </w:tcBorders>
+            <w:tcMar>
+              <w:top w:w="0" w:type="dxa"/>
+              <w:left w:w="0" w:type="dxa"/>
+              <w:bottom w:w="0" w:type="dxa"/>
+              <w:right w:w="0" w:type="dxa"/>
+            </w:tcMar>
+          </w:tcPr>
+          <w:p>
+            <w:pPr>
+              <w:pBdr>
+                <w:top w:val="none" w:sz="0" w:space="0" w:color="000000"/>
+                <w:left w:val="none" w:sz="0" w:space="0" w:color="000000"/>
+                <w:bottom w:val="none" w:sz="0" w:space="0" w:color="000000"/>
+                <w:right w:val="none" w:sz="0" w:space="0" w:color="000000"/>
+                <w:between w:val="none" w:sz="0" w:space="0" w:color="000000"/>
+              </w:pBdr>
+              <w:spacing w:before="40" w:after="40"/>
+              <w:ind w:left="-80"/>
+              <w:rPr>
+                <w:sz w:val="28"/>
+                <w:szCs w:val="28"/>
+              </w:rPr>
+            </w:pPr>
+            <w:r>
+              <w:rPr>
+                <w:b/>
+                <w:i/>
+                <w:sz w:val="28"/>
+                <w:szCs w:val="28"/>
+              </w:rPr>
+              <w:t xml:space="preserve">   BS-CS 4</w:t>
+            </w:r>
+            <w:r>
+              <w:rPr>
+                <w:b/>
+                <w:i/>
+                <w:sz w:val="28"/>
+                <w:szCs w:val="28"/>
+              </w:rPr>
+              <w:t>C Morning</w:t>
+            </w:r>
+            <w:r>
+              <w:rPr>
+                <w:sz w:val="28"/>
+                <w:szCs w:val="28"/>
+              </w:rPr>
+              <w:t xml:space="preserve"> </w:t>
+            </w:r>
+          </w:p>
+        </w:tc>
+      </w:tr>
+    </w:tbl>
+    <w:p>
+      <w:pPr>
+        <w:pBdr>
+          <w:top w:val="none" w:sz="0" w:space="0" w:color="000000"/>
+          <w:left w:val="none" w:sz="0" w:space="0" w:color="000000"/>
+          <w:bottom w:val="none" w:sz="0" w:space="0" w:color="000000"/>
+          <w:right w:val="none" w:sz="0" w:space="0" w:color="000000"/>
+          <w:between w:val="none" w:sz="0" w:space="0" w:color="000000"/>
+        </w:pBdr>
+        <w:shd w:val="clear" w:color="auto" w:fill="FFFFFF"/>
+        <w:rPr>
+          <w:sz w:val="28"/>
+          <w:szCs w:val="28"/>
+        </w:rPr>
+      </w:pPr>
+      <w:r>
+        <w:rPr>
+          <w:sz w:val="28"/>
+          <w:szCs w:val="28"/>
+        </w:rPr>
+        <w:t xml:space="preserve"> </w:t>
+      </w:r>
+    </w:p>
+    <w:p>
+      <w:pPr>
+        <w:pBdr>
+          <w:top w:val="none" w:sz="0" w:space="0" w:color="000000"/>
+          <w:left w:val="none" w:sz="0" w:space="0" w:color="000000"/>
+          <w:bottom w:val="none" w:sz="0" w:space="0" w:color="000000"/>
+          <w:right w:val="none" w:sz="0" w:space="0" w:color="000000"/>
+          <w:between w:val="none" w:sz="0" w:space="0" w:color="000000"/>
+        </w:pBdr>
+        <w:shd w:val="clear" w:color="auto" w:fill="FFFFFF"/>
+        <w:rPr>
+          <w:rFonts w:ascii="Times New Roman" w:eastAsia="Times New Roman" w:hAnsi="Times New Roman" w:cs="Times New Roman"/>
+        </w:rPr>
+      </w:pPr>
+      <w:r>
+        <w:rPr>
+          <w:rFonts w:ascii="Times New Roman" w:eastAsia="Times New Roman" w:hAnsi="Times New Roman" w:cs="Times New Roman"/>
+        </w:rPr>
+        <w:t xml:space="preserve"> </w:t>
+      </w:r>
+    </w:p>
+    <w:p>
+      <w:pPr>
+        <w:pBdr>
+          <w:top w:val="none" w:sz="0" w:space="0" w:color="000000"/>
+          <w:left w:val="none" w:sz="0" w:space="0" w:color="000000"/>
+          <w:bottom w:val="none" w:sz="0" w:space="0" w:color="000000"/>
+          <w:right w:val="none" w:sz="0" w:space="0" w:color="000000"/>
+          <w:between w:val="none" w:sz="0" w:space="0" w:color="000000"/>
+        </w:pBdr>
+        <w:shd w:val="clear" w:color="auto" w:fill="FFFFFF"/>
+        <w:rPr>
+          <w:rFonts w:ascii="Times New Roman" w:eastAsia="Times New Roman" w:hAnsi="Times New Roman" w:cs="Times New Roman"/>
+          <w:sz w:val="32"/>
+          <w:szCs w:val="32"/>
+        </w:rPr>
+      </w:pPr>
+      <w:r>
+        <w:rPr>
+          <w:rFonts w:ascii="Times New Roman" w:eastAsia="Times New Roman" w:hAnsi="Times New Roman" w:cs="Times New Roman"/>
+          <w:sz w:val="32"/>
+          <w:szCs w:val="32"/>
+        </w:rPr>
+        <w:t xml:space="preserve"> </w:t>
+      </w:r>
+    </w:p>
+    <w:p>
+      <w:pPr>
+        <w:pBdr>
+          <w:top w:val="none" w:sz="0" w:space="0" w:color="000000"/>
+          <w:left w:val="none" w:sz="0" w:space="0" w:color="000000"/>
+          <w:bottom w:val="none" w:sz="0" w:space="0" w:color="000000"/>
+          <w:right w:val="none" w:sz="0" w:space="0" w:color="000000"/>
+          <w:between w:val="none" w:sz="0" w:space="0" w:color="000000"/>
+        </w:pBdr>
+        <w:shd w:val="clear" w:color="auto" w:fill="FFFFFF"/>
+        <w:rPr>
+          <w:rFonts w:ascii="Times New Roman" w:eastAsia="Times New Roman" w:hAnsi="Times New Roman" w:cs="Times New Roman"/>
+          <w:sz w:val="32"/>
+          <w:szCs w:val="32"/>
+        </w:rPr>
+      </w:pPr>
+      <w:r>
+        <w:rPr>
+          <w:rFonts w:ascii="Times New Roman" w:eastAsia="Times New Roman" w:hAnsi="Times New Roman" w:cs="Times New Roman"/>
+          <w:sz w:val="32"/>
+          <w:szCs w:val="32"/>
+        </w:rPr>
+        <w:t xml:space="preserve"> </w:t>
+      </w:r>
+    </w:p>
+    <w:p>
+      <w:pPr>
+        <w:pBdr>
+          <w:top w:val="none" w:sz="0" w:space="0" w:color="000000"/>
+          <w:left w:val="none" w:sz="0" w:space="0" w:color="000000"/>
+          <w:bottom w:val="none" w:sz="0" w:space="0" w:color="000000"/>
+          <w:right w:val="none" w:sz="0" w:space="0" w:color="000000"/>
+          <w:between w:val="none" w:sz="0" w:space="0" w:color="000000"/>
+        </w:pBdr>
+        <w:shd w:val="clear" w:color="auto" w:fill="FFFFFF"/>
+        <w:rPr>
+          <w:rFonts w:ascii="Times New Roman" w:eastAsia="Times New Roman" w:hAnsi="Times New Roman" w:cs="Times New Roman"/>
+          <w:sz w:val="32"/>
+          <w:szCs w:val="32"/>
+        </w:rPr>
+      </w:pPr>
+      <w:r>
+        <w:rPr>
+          <w:rFonts w:ascii="Times New Roman" w:eastAsia="Times New Roman" w:hAnsi="Times New Roman" w:cs="Times New Roman"/>
+          <w:sz w:val="32"/>
+          <w:szCs w:val="32"/>
+        </w:rPr>
+        <w:t xml:space="preserve"> </w:t>
+      </w:r>
+    </w:p>
+    <w:p>
+      <w:pPr>
+        <w:pBdr>
+          <w:top w:val="none" w:sz="0" w:space="0" w:color="000000"/>
+          <w:left w:val="none" w:sz="0" w:space="0" w:color="000000"/>
+          <w:bottom w:val="none" w:sz="0" w:space="0" w:color="000000"/>
+          <w:right w:val="none" w:sz="0" w:space="0" w:color="000000"/>
+          <w:between w:val="none" w:sz="0" w:space="0" w:color="000000"/>
+        </w:pBdr>
+        <w:shd w:val="clear" w:color="auto" w:fill="FFFFFF"/>
+        <w:rPr>
+          <w:rFonts w:ascii="Times New Roman" w:eastAsia="Times New Roman" w:hAnsi="Times New Roman" w:cs="Times New Roman"/>
+          <w:sz w:val="32"/>
+          <w:szCs w:val="32"/>
+        </w:rPr>
+      </w:pPr>
+      <w:r>
+        <w:rPr>
+          <w:rFonts w:ascii="Times New Roman" w:eastAsia="Times New Roman" w:hAnsi="Times New Roman" w:cs="Times New Roman"/>
+          <w:sz w:val="32"/>
+          <w:szCs w:val="32"/>
+        </w:rPr>
+        <w:t xml:space="preserve"> </w:t>
+      </w:r>
+    </w:p>
+    <w:p>
+      <w:pPr>
+        <w:pBdr>
+          <w:top w:val="none" w:sz="0" w:space="0" w:color="000000"/>
+          <w:left w:val="none" w:sz="0" w:space="0" w:color="000000"/>
+          <w:bottom w:val="none" w:sz="0" w:space="0" w:color="000000"/>
+          <w:right w:val="none" w:sz="0" w:space="0" w:color="000000"/>
+          <w:between w:val="none" w:sz="0" w:space="0" w:color="000000"/>
+        </w:pBdr>
+        <w:shd w:val="clear" w:color="auto" w:fill="FFFFFF"/>
+        <w:rPr>
+          <w:rFonts w:ascii="Times New Roman" w:eastAsia="Times New Roman" w:hAnsi="Times New Roman" w:cs="Times New Roman"/>
+          <w:sz w:val="32"/>
+          <w:szCs w:val="32"/>
+        </w:rPr>
+      </w:pPr>
+    </w:p>
+    <w:p>
+      <w:pPr>
         <w:pStyle w:val="ListParagraph"/>
         <w:numPr>
           <w:ilvl w:val="0"/>
-          <w:numId w:val="1"/>
+          <w:numId w:val="3"/>
         </w:numPr>
         <w:spacing w:before="100" w:beforeAutospacing="1" w:after="100" w:afterAutospacing="1" w:line="240" w:lineRule="auto"/>
         <w:outlineLvl w:val="1"/>
@@ -27,6 +872,7 @@
           <w:sz w:val="36"/>
           <w:szCs w:val="36"/>
         </w:rPr>
+        <w:lastRenderedPageBreak/>
         <w:t>Number System Conversion</w:t>
       </w:r>
       <w:r>
@@ -37,8 +883,10 @@
           <w:sz w:val="36"/>
           <w:szCs w:val="36"/>
         </w:rPr>
-        <w:t xml:space="preserve"> :</w:t>
-      </w:r>
+        <w:t xml:space="preserve"> </w:t>
+      </w:r>
+      <w:bookmarkStart w:id="0" w:name="_GoBack"/>
+      <w:bookmarkEnd w:id="0"/>
     </w:p>
     <w:p>
       <w:pPr>
@@ -1353,8 +2201,6 @@
       <w:r>
         <w:t>https://github.com/Muhammad-Ali05/COAL-</w:t>
       </w:r>
-      <w:bookmarkStart w:id="0" w:name="_GoBack"/>
-      <w:bookmarkEnd w:id="0"/>
     </w:p>
     <w:p>
       <w:pPr>
@@ -1553,16 +2399,16 @@
     </w:lvl>
   </w:abstractNum>
   <w:abstractNum w:abstractNumId="1" w15:restartNumberingAfterBreak="0">
-    <w:nsid w:val="64A60533"/>
+    <w:nsid w:val="4A224F25"/>
     <w:multiLevelType w:val="hybridMultilevel"/>
-    <w:tmpl w:val="E3281500"/>
-    <w:lvl w:ilvl="0" w:tplc="5914C85A">
+    <w:tmpl w:val="2FF07838"/>
+    <w:lvl w:ilvl="0" w:tplc="D0FA852A">
       <w:start w:val="1"/>
       <w:numFmt w:val="decimal"/>
       <w:lvlText w:val="%1)"/>
       <w:lvlJc w:val="left"/>
       <w:pPr>
-        <w:ind w:left="750" w:hanging="390"/>
+        <w:ind w:left="1110" w:hanging="360"/>
       </w:pPr>
       <w:rPr>
         <w:rFonts w:hint="default"/>
@@ -1574,7 +2420,7 @@
       <w:lvlText w:val="%2."/>
       <w:lvlJc w:val="left"/>
       <w:pPr>
-        <w:ind w:left="1440" w:hanging="360"/>
+        <w:ind w:left="1830" w:hanging="360"/>
       </w:pPr>
     </w:lvl>
     <w:lvl w:ilvl="2" w:tplc="0409001B" w:tentative="1">
@@ -1583,7 +2429,7 @@
       <w:lvlText w:val="%3."/>
       <w:lvlJc w:val="right"/>
       <w:pPr>
-        <w:ind w:left="2160" w:hanging="180"/>
+        <w:ind w:left="2550" w:hanging="180"/>
       </w:pPr>
     </w:lvl>
     <w:lvl w:ilvl="3" w:tplc="0409000F" w:tentative="1">
@@ -1592,7 +2438,7 @@
       <w:lvlText w:val="%4."/>
       <w:lvlJc w:val="left"/>
       <w:pPr>
-        <w:ind w:left="2880" w:hanging="360"/>
+        <w:ind w:left="3270" w:hanging="360"/>
       </w:pPr>
     </w:lvl>
     <w:lvl w:ilvl="4" w:tplc="04090019" w:tentative="1">
@@ -1601,7 +2447,7 @@
       <w:lvlText w:val="%5."/>
       <w:lvlJc w:val="left"/>
       <w:pPr>
-        <w:ind w:left="3600" w:hanging="360"/>
+        <w:ind w:left="3990" w:hanging="360"/>
       </w:pPr>
     </w:lvl>
     <w:lvl w:ilvl="5" w:tplc="0409001B" w:tentative="1">
@@ -1610,7 +2456,7 @@
       <w:lvlText w:val="%6."/>
       <w:lvlJc w:val="right"/>
       <w:pPr>
-        <w:ind w:left="4320" w:hanging="180"/>
+        <w:ind w:left="4710" w:hanging="180"/>
       </w:pPr>
     </w:lvl>
     <w:lvl w:ilvl="6" w:tplc="0409000F" w:tentative="1">
@@ -1619,7 +2465,7 @@
       <w:lvlText w:val="%7."/>
       <w:lvlJc w:val="left"/>
       <w:pPr>
-        <w:ind w:left="5040" w:hanging="360"/>
+        <w:ind w:left="5430" w:hanging="360"/>
       </w:pPr>
     </w:lvl>
     <w:lvl w:ilvl="7" w:tplc="04090019" w:tentative="1">
@@ -1628,7 +2474,7 @@
       <w:lvlText w:val="%8."/>
       <w:lvlJc w:val="left"/>
       <w:pPr>
-        <w:ind w:left="5760" w:hanging="360"/>
+        <w:ind w:left="6150" w:hanging="360"/>
       </w:pPr>
     </w:lvl>
     <w:lvl w:ilvl="8" w:tplc="0409001B" w:tentative="1">
@@ -1637,15 +2483,107 @@
       <w:lvlText w:val="%9."/>
       <w:lvlJc w:val="right"/>
       <w:pPr>
+        <w:ind w:left="6870" w:hanging="180"/>
+      </w:pPr>
+    </w:lvl>
+  </w:abstractNum>
+  <w:abstractNum w:abstractNumId="2" w15:restartNumberingAfterBreak="0">
+    <w:nsid w:val="64A60533"/>
+    <w:multiLevelType w:val="hybridMultilevel"/>
+    <w:tmpl w:val="E3281500"/>
+    <w:lvl w:ilvl="0" w:tplc="5914C85A">
+      <w:start w:val="1"/>
+      <w:numFmt w:val="decimal"/>
+      <w:lvlText w:val="%1)"/>
+      <w:lvlJc w:val="left"/>
+      <w:pPr>
+        <w:ind w:left="750" w:hanging="390"/>
+      </w:pPr>
+      <w:rPr>
+        <w:rFonts w:hint="default"/>
+      </w:rPr>
+    </w:lvl>
+    <w:lvl w:ilvl="1" w:tplc="04090019" w:tentative="1">
+      <w:start w:val="1"/>
+      <w:numFmt w:val="lowerLetter"/>
+      <w:lvlText w:val="%2."/>
+      <w:lvlJc w:val="left"/>
+      <w:pPr>
+        <w:ind w:left="1440" w:hanging="360"/>
+      </w:pPr>
+    </w:lvl>
+    <w:lvl w:ilvl="2" w:tplc="0409001B" w:tentative="1">
+      <w:start w:val="1"/>
+      <w:numFmt w:val="lowerRoman"/>
+      <w:lvlText w:val="%3."/>
+      <w:lvlJc w:val="right"/>
+      <w:pPr>
+        <w:ind w:left="2160" w:hanging="180"/>
+      </w:pPr>
+    </w:lvl>
+    <w:lvl w:ilvl="3" w:tplc="0409000F" w:tentative="1">
+      <w:start w:val="1"/>
+      <w:numFmt w:val="decimal"/>
+      <w:lvlText w:val="%4."/>
+      <w:lvlJc w:val="left"/>
+      <w:pPr>
+        <w:ind w:left="2880" w:hanging="360"/>
+      </w:pPr>
+    </w:lvl>
+    <w:lvl w:ilvl="4" w:tplc="04090019" w:tentative="1">
+      <w:start w:val="1"/>
+      <w:numFmt w:val="lowerLetter"/>
+      <w:lvlText w:val="%5."/>
+      <w:lvlJc w:val="left"/>
+      <w:pPr>
+        <w:ind w:left="3600" w:hanging="360"/>
+      </w:pPr>
+    </w:lvl>
+    <w:lvl w:ilvl="5" w:tplc="0409001B" w:tentative="1">
+      <w:start w:val="1"/>
+      <w:numFmt w:val="lowerRoman"/>
+      <w:lvlText w:val="%6."/>
+      <w:lvlJc w:val="right"/>
+      <w:pPr>
+        <w:ind w:left="4320" w:hanging="180"/>
+      </w:pPr>
+    </w:lvl>
+    <w:lvl w:ilvl="6" w:tplc="0409000F" w:tentative="1">
+      <w:start w:val="1"/>
+      <w:numFmt w:val="decimal"/>
+      <w:lvlText w:val="%7."/>
+      <w:lvlJc w:val="left"/>
+      <w:pPr>
+        <w:ind w:left="5040" w:hanging="360"/>
+      </w:pPr>
+    </w:lvl>
+    <w:lvl w:ilvl="7" w:tplc="04090019" w:tentative="1">
+      <w:start w:val="1"/>
+      <w:numFmt w:val="lowerLetter"/>
+      <w:lvlText w:val="%8."/>
+      <w:lvlJc w:val="left"/>
+      <w:pPr>
+        <w:ind w:left="5760" w:hanging="360"/>
+      </w:pPr>
+    </w:lvl>
+    <w:lvl w:ilvl="8" w:tplc="0409001B" w:tentative="1">
+      <w:start w:val="1"/>
+      <w:numFmt w:val="lowerRoman"/>
+      <w:lvlText w:val="%9."/>
+      <w:lvlJc w:val="right"/>
+      <w:pPr>
         <w:ind w:left="6480" w:hanging="180"/>
       </w:pPr>
     </w:lvl>
   </w:abstractNum>
   <w:num w:numId="1">
-    <w:abstractNumId w:val="1"/>
+    <w:abstractNumId w:val="2"/>
   </w:num>
   <w:num w:numId="2">
     <w:abstractNumId w:val="0"/>
+  </w:num>
+  <w:num w:numId="3">
+    <w:abstractNumId w:val="1"/>
   </w:num>
 </w:numbering>
 </file>
@@ -2111,6 +3049,7 @@
   <w:style w:type="character" w:default="1" w:styleId="DefaultParagraphFont">
     <w:name w:val="Default Paragraph Font"/>
     <w:uiPriority w:val="1"/>
+    <w:semiHidden/>
     <w:unhideWhenUsed/>
   </w:style>
   <w:style w:type="table" w:default="1" w:styleId="TableNormal">
